--- a/lessons/2-3/downloads/reveal/2.6-session-2-version-2.docx
+++ b/lessons/2-3/downloads/reveal/2.6-session-2-version-2.docx
@@ -197,7 +197,7 @@
           <w:sz w:val="22"/>
           <w:u w:val="none"/>
         </w:rPr>
-        <w:t xml:space="preserve">Lesson 2-6  ·  Session 2  ·  Version 2</w:t>
+        <w:t xml:space="preserve">Lesson 2-3  ·  Session 2  ·  Version 2</w:t>
       </w:r>
     </w:p>
     <w:p>
@@ -6009,7 +6009,7 @@
                 <w:sz w:val="22"/>
                 <w:u w:val="none"/>
               </w:rPr>
-              <w:t>From Lesson 2-6 Session 1.</w:t>
+              <w:t>From Lesson 2-3 Session 1.</w:t>
             </w:r>
             <w:r>
               <w:rPr>
@@ -7039,7 +7039,7 @@
               <w:sz w:val="15"/>
               <w:u w:val="none"/>
             </w:rPr>
-            <w:t>Lesson 2-6  ·  Session 2</w:t>
+            <w:t>Lesson 2-3  ·  Session 2</w:t>
           </w:r>
         </w:p>
       </w:tc>
